--- a/ky/wisdom-stories/raising-children.docx
+++ b/ky/wisdom-stories/raising-children.docx
@@ -57,7 +57,7 @@
           <w:sz w:val="22"/>
           <w:lang w:val="ky-KG"/>
         </w:rPr>
-        <w:t>Бир күнү айласы түгөнгөн эне баласын мектепке алып баратып, жолдон «аюу үйрөтүүчүгө» жолугат. Тегерегине кызыккан эл топтолгон үйрөтүүчү добулбас кагып, мурдуна шакек тагылган аюу болсо секирип бийлеп жаткан экен.</w:t>
+        <w:t>Бир күнү эне баласын мектепке алып баратып, жолдон «аюу үйрөтүүчүгө» жолугат. Тегерегине кызыккан эл топтолгон үйрөтүүчү дап кагып, мурдуна шакек тагылган аюу болсо секирип бийлеп жаткан экен.</w:t>
       </w:r>
     </w:p>
     <w:p>
@@ -327,7 +327,7 @@
           <w:sz w:val="22"/>
           <w:lang w:val="ky-KG"/>
         </w:rPr>
-        <w:t>Анан сөзүн улады: — Эсиңизде болсун, тарбия — баланы кысымга алуу эмес, анын жүрөгүнө жол таап, мээрим менен таасир этүү. Балаңызды алып кетиңиз. Ага жакын болуңуз, өөп-кучактаңыз, аны угуңуз, сүйүүңүздү аябаңыз. Балаңызга канчалык көп сүйүү көрсөтсөңүз, ал ошончолук жумшарат, өзүн сүйгөн ата-энеси бар экенин көрөт, сиздерге болгон ишеними менен мээрими артат.</w:t>
+        <w:t>Анан сөзүн улады: — Эсиңизде болсун, тарбия — баланы кысымга алуу эмес, анын жүрөгүнө жол табуу. Балаңызды алып кетиңиз. Ага жакын болуңуз, өөп-кучактаңыз, аны угуңуз, сүйүүңүздү аябаңыз. Сүйгөнүн көргөн сайын сиздерге болгон ишеними артат, мамилеси жумшарат.</w:t>
       </w:r>
     </w:p>
     <w:p>
@@ -369,7 +369,7 @@
           <w:sz w:val="22"/>
           <w:lang w:val="ky-KG"/>
         </w:rPr>
-        <w:t xml:space="preserve">Сабак: </w:t>
+        <w:t>Сабак: Бала коркуу менен эмес, сүйүү менен тарбияланат. Балага тарбия берүүчү үйрөтүүчү же сырттан келген адам эмес — сүйүү көрсөткөн ата-эне.</w:t>
       </w:r>
       <w:r>
         <w:rPr>
@@ -378,7 +378,6 @@
           <w:sz w:val="22"/>
           <w:lang w:val="ky-KG"/>
         </w:rPr>
-        <w:t>Баланы коркутуп баш ийдирүү менен тарбиялоо бирдей эмес. Аны угуп, жүрөгүнө жол таап, мээрим менен багыт бер.</w:t>
       </w:r>
     </w:p>
     <w:p>
@@ -398,7 +397,7 @@
           <w:sz w:val="18"/>
           <w:lang w:val="ky-KG"/>
         </w:rPr>
-        <w:t>Окуя ачык интернет булактарынан алынды.</w:t>
+        <w:t>Аңгемелер ачык интернет булактарынан алынган, иллюстрациялар болсо ЖИ менен түзүлгөн.</w:t>
       </w:r>
     </w:p>
     <w:sectPr>
